--- a/preview/docxs/43-research-academic.docx
+++ b/preview/docxs/43-research-academic.docx
@@ -508,7 +508,7 @@
         </w:rPr>
         <w:t xml:space="preserve">Demo: </w:t>
       </w:r>
-      <w:hyperlink w:history="1" r:id="rIdnqyuqefitsv1ouhd0mqpc">
+      <w:hyperlink w:history="1" r:id="rIdoqmvllsdxef4bkccp_p-j">
         <w:r>
           <w:rPr>
             <w:color w:val="1a1a1a"/>
@@ -536,7 +536,7 @@
         </w:rPr>
         <w:t xml:space="preserve">Code: </w:t>
       </w:r>
-      <w:hyperlink w:history="1" r:id="rId0vdn1ntbqen7uh2fgnfjq">
+      <w:hyperlink w:history="1" r:id="rIdvxkrd7bytidt0avx2cs58">
         <w:r>
           <w:rPr>
             <w:color w:val="1a1a1a"/>
@@ -626,7 +626,7 @@
         </w:rPr>
         <w:t xml:space="preserve">Demo: </w:t>
       </w:r>
-      <w:hyperlink w:history="1" r:id="rIddujilloz2lcojomrdugex">
+      <w:hyperlink w:history="1" r:id="rIdetcoq0b5yiynid-tvyrr7">
         <w:r>
           <w:rPr>
             <w:color w:val="1a1a1a"/>
@@ -1060,7 +1060,7 @@
         </w:rPr>
         <w:t xml:space="preserve">Portfolio: </w:t>
       </w:r>
-      <w:hyperlink w:history="1" r:id="rIdpbesq3olw68qdqvm1em3a">
+      <w:hyperlink w:history="1" r:id="rIdftksidllh74vla2itgmga">
         <w:r>
           <w:rPr>
             <w:color w:val="1a1a1a"/>
